--- a/Sivanath.TG_resume_2026_01.docx
+++ b/Sivanath.TG_resume_2026_01.docx
@@ -651,7 +651,23 @@
           <w:sz w:val="30"/>
           <w:szCs w:val="30"/>
         </w:rPr>
-        <w:t>Developed and maintained TL pipelines across 3 integration platforms – EBIP(IICS), EIG (Informatica power center) and Sterling (Batch Integration) – handling end-to-end data flow from source to target.</w:t>
+        <w:t xml:space="preserve">Developed and maintained </w:t>
+      </w:r>
+      <w:r>
+        <w:rPr>
+          <w:rFonts w:ascii="Microsoft Uighur" w:hAnsi="Microsoft Uighur" w:cs="Microsoft Uighur"/>
+          <w:sz w:val="30"/>
+          <w:szCs w:val="30"/>
+        </w:rPr>
+        <w:t>E</w:t>
+      </w:r>
+      <w:r>
+        <w:rPr>
+          <w:rFonts w:ascii="Microsoft Uighur" w:hAnsi="Microsoft Uighur" w:cs="Microsoft Uighur"/>
+          <w:sz w:val="30"/>
+          <w:szCs w:val="30"/>
+        </w:rPr>
+        <w:t>TL pipelines across 3 integration platforms – EBIP(IICS), EIG (Informatica power center) and Sterling (Batch Integration) – handling end-to-end data flow from source to target.</w:t>
       </w:r>
     </w:p>
     <w:p>
@@ -1448,7 +1464,6 @@
           <w:szCs w:val="36"/>
         </w:rPr>
       </w:pPr>
-      <w:proofErr w:type="spellStart"/>
       <w:r>
         <w:rPr>
           <w:rFonts w:ascii="Microsoft Uighur" w:hAnsi="Microsoft Uighur" w:cs="Microsoft Uighur"/>
@@ -1457,18 +1472,7 @@
           <w:sz w:val="36"/>
           <w:szCs w:val="36"/>
         </w:rPr>
-        <w:t>Neeyamo</w:t>
-      </w:r>
-      <w:proofErr w:type="spellEnd"/>
-      <w:r>
-        <w:rPr>
-          <w:rFonts w:ascii="Microsoft Uighur" w:hAnsi="Microsoft Uighur" w:cs="Microsoft Uighur"/>
-          <w:b/>
-          <w:bCs/>
-          <w:sz w:val="36"/>
-          <w:szCs w:val="36"/>
-        </w:rPr>
-        <w:t xml:space="preserve"> Enterprise </w:t>
+        <w:t xml:space="preserve">Neeyamo Enterprise </w:t>
       </w:r>
       <w:r>
         <w:rPr>
@@ -1974,25 +1978,7 @@
           <w:sz w:val="30"/>
           <w:szCs w:val="30"/>
         </w:rPr>
-        <w:t xml:space="preserve"> (</w:t>
-      </w:r>
-      <w:proofErr w:type="spellStart"/>
-      <w:r>
-        <w:rPr>
-          <w:rFonts w:ascii="Microsoft Uighur" w:hAnsi="Microsoft Uighur" w:cs="Microsoft Uighur"/>
-          <w:sz w:val="30"/>
-          <w:szCs w:val="30"/>
-        </w:rPr>
-        <w:t>Pyspark</w:t>
-      </w:r>
-      <w:proofErr w:type="spellEnd"/>
-      <w:r>
-        <w:rPr>
-          <w:rFonts w:ascii="Microsoft Uighur" w:hAnsi="Microsoft Uighur" w:cs="Microsoft Uighur"/>
-          <w:sz w:val="30"/>
-          <w:szCs w:val="30"/>
-        </w:rPr>
-        <w:t>, Spark SQL)</w:t>
+        <w:t xml:space="preserve"> (Pyspark, Spark SQL)</w:t>
       </w:r>
     </w:p>
     <w:p>
@@ -2113,7 +2099,7 @@
           </mc:Choice>
           <mc:Fallback>
             <w:pict>
-              <v:line w14:anchorId="61326AC2" id="Straight Connector 2" o:spid="_x0000_s1026" alt="4" style="position:absolute;z-index:251667456;visibility:visible;mso-wrap-style:square;mso-wrap-distance-left:9pt;mso-wrap-distance-top:0;mso-wrap-distance-right:9pt;mso-wrap-distance-bottom:0;mso-position-horizontal:absolute;mso-position-horizontal-relative:page;mso-position-vertical:absolute;mso-position-vertical-relative:text" from="3.6pt,14.8pt" to="597pt,15.4pt" o:gfxdata="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" strokecolor="black [3200]" strokeweight="1pt">
+              <v:line w14:anchorId="6CB4FEA3" id="Straight Connector 2" o:spid="_x0000_s1026" alt="4" style="position:absolute;z-index:251667456;visibility:visible;mso-wrap-style:square;mso-wrap-distance-left:9pt;mso-wrap-distance-top:0;mso-wrap-distance-right:9pt;mso-wrap-distance-bottom:0;mso-position-horizontal:absolute;mso-position-horizontal-relative:page;mso-position-vertical:absolute;mso-position-vertical-relative:text" from="3.6pt,14.8pt" to="597pt,15.4pt" o:gfxdata="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" strokecolor="black [3200]" strokeweight="1pt">
                 <v:stroke joinstyle="miter"/>
                 <w10:wrap anchorx="page"/>
               </v:line>
@@ -2305,7 +2291,7 @@
           </mc:Choice>
           <mc:Fallback>
             <w:pict>
-              <v:line w14:anchorId="6EE5F36E" id="Straight Connector 2" o:spid="_x0000_s1026" alt="5" style="position:absolute;z-index:251663360;visibility:visible;mso-wrap-style:square;mso-wrap-distance-left:9pt;mso-wrap-distance-top:0;mso-wrap-distance-right:9pt;mso-wrap-distance-bottom:0;mso-position-horizontal:left;mso-position-horizontal-relative:page;mso-position-vertical:absolute;mso-position-vertical-relative:text" from="0,34.3pt" to="593.4pt,34.9pt" o:gfxdata="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" strokecolor="black [3200]" strokeweight="1pt">
+              <v:line w14:anchorId="7E9C55CE" id="Straight Connector 2" o:spid="_x0000_s1026" alt="5" style="position:absolute;z-index:251663360;visibility:visible;mso-wrap-style:square;mso-wrap-distance-left:9pt;mso-wrap-distance-top:0;mso-wrap-distance-right:9pt;mso-wrap-distance-bottom:0;mso-position-horizontal:left;mso-position-horizontal-relative:page;mso-position-vertical:absolute;mso-position-vertical-relative:text" from="0,34.3pt" to="593.4pt,34.9pt" o:gfxdata="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" strokecolor="black [3200]" strokeweight="1pt">
                 <v:stroke joinstyle="miter"/>
                 <w10:wrap anchorx="page"/>
               </v:line>
